--- a/results/VALIDATION_REPORT.docx
+++ b/results/VALIDATION_REPORT.docx
@@ -1397,6 +1397,434 @@
         <w:pStyle w:val="Heading2"/>
       </w:pPr>
       <w:r>
+        <w:t>Solvent and dose cannot be separated in this design</w:t>
+      </w:r>
+    </w:p>
+    <w:p>
+      <w:pPr>
+        <w:spacing w:after="160"/>
+      </w:pPr>
+      <w:r>
+        <w:rPr>
+          <w:b w:val="0"/>
+          <w:sz w:val="22"/>
+        </w:rPr>
+        <w:t>This is the most serious item in the report and it should be raised with the laboratory first. The sample preparation section describes a 10,000 microgram per millilitre stock made by dissolving 2 mg of extract in 200 microlitres of neat DMSO, with working concentrations then prepared by diluting that stock into culture medium. If the doses came straight off that stock, the final solvent fraction is fixed by the dose.</w:t>
+      </w:r>
+    </w:p>
+    <w:tbl>
+      <w:tblPr>
+        <w:tblStyle w:val="LightGrid-Accent1"/>
+        <w:tblW w:type="auto" w:w="0"/>
+        <w:tblLook w:firstColumn="1" w:firstRow="1" w:lastColumn="0" w:lastRow="0" w:noHBand="0" w:noVBand="1" w:val="04A0"/>
+      </w:tblPr>
+      <w:tblGrid>
+        <w:gridCol w:w="2160"/>
+        <w:gridCol w:w="2160"/>
+        <w:gridCol w:w="2160"/>
+        <w:gridCol w:w="2160"/>
+      </w:tblGrid>
+      <w:tr>
+        <w:tc>
+          <w:tcPr>
+            <w:tcW w:type="dxa" w:w="2160"/>
+          </w:tcPr>
+          <w:p>
+            <w:r>
+              <w:rPr>
+                <w:b/>
+              </w:rPr>
+              <w:t>Dose (ug/mL)</w:t>
+            </w:r>
+          </w:p>
+        </w:tc>
+        <w:tc>
+          <w:tcPr>
+            <w:tcW w:type="dxa" w:w="2160"/>
+          </w:tcPr>
+          <w:p>
+            <w:r>
+              <w:rPr>
+                <w:b/>
+              </w:rPr>
+              <w:t>DMSO % v/v</w:t>
+            </w:r>
+          </w:p>
+        </w:tc>
+        <w:tc>
+          <w:tcPr>
+            <w:tcW w:type="dxa" w:w="2160"/>
+          </w:tcPr>
+          <w:p>
+            <w:r>
+              <w:rPr>
+                <w:b/>
+              </w:rPr>
+              <w:t>Viability %</w:t>
+            </w:r>
+          </w:p>
+        </w:tc>
+        <w:tc>
+          <w:tcPr>
+            <w:tcW w:type="dxa" w:w="2160"/>
+          </w:tcPr>
+          <w:p>
+            <w:r>
+              <w:rPr>
+                <w:b/>
+              </w:rPr>
+              <w:t>Above A549 limit</w:t>
+            </w:r>
+          </w:p>
+        </w:tc>
+      </w:tr>
+      <w:tr>
+        <w:tc>
+          <w:tcPr>
+            <w:tcW w:type="dxa" w:w="2160"/>
+          </w:tcPr>
+          <w:p>
+            <w:r>
+              <w:t>12.5</w:t>
+            </w:r>
+          </w:p>
+        </w:tc>
+        <w:tc>
+          <w:tcPr>
+            <w:tcW w:type="dxa" w:w="2160"/>
+          </w:tcPr>
+          <w:p>
+            <w:r>
+              <w:t>0.125</w:t>
+            </w:r>
+          </w:p>
+        </w:tc>
+        <w:tc>
+          <w:tcPr>
+            <w:tcW w:type="dxa" w:w="2160"/>
+          </w:tcPr>
+          <w:p>
+            <w:r>
+              <w:t>120.30</w:t>
+            </w:r>
+          </w:p>
+        </w:tc>
+        <w:tc>
+          <w:tcPr>
+            <w:tcW w:type="dxa" w:w="2160"/>
+          </w:tcPr>
+          <w:p>
+            <w:r>
+              <w:t>no</w:t>
+            </w:r>
+          </w:p>
+        </w:tc>
+      </w:tr>
+      <w:tr>
+        <w:tc>
+          <w:tcPr>
+            <w:tcW w:type="dxa" w:w="2160"/>
+          </w:tcPr>
+          <w:p>
+            <w:r>
+              <w:t>25</w:t>
+            </w:r>
+          </w:p>
+        </w:tc>
+        <w:tc>
+          <w:tcPr>
+            <w:tcW w:type="dxa" w:w="2160"/>
+          </w:tcPr>
+          <w:p>
+            <w:r>
+              <w:t>0.25</w:t>
+            </w:r>
+          </w:p>
+        </w:tc>
+        <w:tc>
+          <w:tcPr>
+            <w:tcW w:type="dxa" w:w="2160"/>
+          </w:tcPr>
+          <w:p>
+            <w:r>
+              <w:t>107.32</w:t>
+            </w:r>
+          </w:p>
+        </w:tc>
+        <w:tc>
+          <w:tcPr>
+            <w:tcW w:type="dxa" w:w="2160"/>
+          </w:tcPr>
+          <w:p>
+            <w:r>
+              <w:t>no</w:t>
+            </w:r>
+          </w:p>
+        </w:tc>
+      </w:tr>
+      <w:tr>
+        <w:tc>
+          <w:tcPr>
+            <w:tcW w:type="dxa" w:w="2160"/>
+          </w:tcPr>
+          <w:p>
+            <w:r>
+              <w:t>50</w:t>
+            </w:r>
+          </w:p>
+        </w:tc>
+        <w:tc>
+          <w:tcPr>
+            <w:tcW w:type="dxa" w:w="2160"/>
+          </w:tcPr>
+          <w:p>
+            <w:r>
+              <w:t>0.5</w:t>
+            </w:r>
+          </w:p>
+        </w:tc>
+        <w:tc>
+          <w:tcPr>
+            <w:tcW w:type="dxa" w:w="2160"/>
+          </w:tcPr>
+          <w:p>
+            <w:r>
+              <w:t>103.22</w:t>
+            </w:r>
+          </w:p>
+        </w:tc>
+        <w:tc>
+          <w:tcPr>
+            <w:tcW w:type="dxa" w:w="2160"/>
+          </w:tcPr>
+          <w:p>
+            <w:r>
+              <w:t>no</w:t>
+            </w:r>
+          </w:p>
+        </w:tc>
+      </w:tr>
+      <w:tr>
+        <w:tc>
+          <w:tcPr>
+            <w:tcW w:type="dxa" w:w="2160"/>
+          </w:tcPr>
+          <w:p>
+            <w:r>
+              <w:t>100</w:t>
+            </w:r>
+          </w:p>
+        </w:tc>
+        <w:tc>
+          <w:tcPr>
+            <w:tcW w:type="dxa" w:w="2160"/>
+          </w:tcPr>
+          <w:p>
+            <w:r>
+              <w:t>1</w:t>
+            </w:r>
+          </w:p>
+        </w:tc>
+        <w:tc>
+          <w:tcPr>
+            <w:tcW w:type="dxa" w:w="2160"/>
+          </w:tcPr>
+          <w:p>
+            <w:r>
+              <w:t>91.16</w:t>
+            </w:r>
+          </w:p>
+        </w:tc>
+        <w:tc>
+          <w:tcPr>
+            <w:tcW w:type="dxa" w:w="2160"/>
+          </w:tcPr>
+          <w:p>
+            <w:r>
+              <w:t>yes</w:t>
+            </w:r>
+          </w:p>
+        </w:tc>
+      </w:tr>
+      <w:tr>
+        <w:tc>
+          <w:tcPr>
+            <w:tcW w:type="dxa" w:w="2160"/>
+          </w:tcPr>
+          <w:p>
+            <w:r>
+              <w:t>200</w:t>
+            </w:r>
+          </w:p>
+        </w:tc>
+        <w:tc>
+          <w:tcPr>
+            <w:tcW w:type="dxa" w:w="2160"/>
+          </w:tcPr>
+          <w:p>
+            <w:r>
+              <w:t>2</w:t>
+            </w:r>
+          </w:p>
+        </w:tc>
+        <w:tc>
+          <w:tcPr>
+            <w:tcW w:type="dxa" w:w="2160"/>
+          </w:tcPr>
+          <w:p>
+            <w:r>
+              <w:t>83.56</w:t>
+            </w:r>
+          </w:p>
+        </w:tc>
+        <w:tc>
+          <w:tcPr>
+            <w:tcW w:type="dxa" w:w="2160"/>
+          </w:tcPr>
+          <w:p>
+            <w:r>
+              <w:t>yes</w:t>
+            </w:r>
+          </w:p>
+        </w:tc>
+      </w:tr>
+      <w:tr>
+        <w:tc>
+          <w:tcPr>
+            <w:tcW w:type="dxa" w:w="2160"/>
+          </w:tcPr>
+          <w:p>
+            <w:r>
+              <w:t>400</w:t>
+            </w:r>
+          </w:p>
+        </w:tc>
+        <w:tc>
+          <w:tcPr>
+            <w:tcW w:type="dxa" w:w="2160"/>
+          </w:tcPr>
+          <w:p>
+            <w:r>
+              <w:t>4</w:t>
+            </w:r>
+          </w:p>
+        </w:tc>
+        <w:tc>
+          <w:tcPr>
+            <w:tcW w:type="dxa" w:w="2160"/>
+          </w:tcPr>
+          <w:p>
+            <w:r>
+              <w:t>65.04</w:t>
+            </w:r>
+          </w:p>
+        </w:tc>
+        <w:tc>
+          <w:tcPr>
+            <w:tcW w:type="dxa" w:w="2160"/>
+          </w:tcPr>
+          <w:p>
+            <w:r>
+              <w:t>yes</w:t>
+            </w:r>
+          </w:p>
+        </w:tc>
+      </w:tr>
+    </w:tbl>
+    <w:p/>
+    <w:p>
+      <w:pPr>
+        <w:spacing w:after="160"/>
+      </w:pPr>
+      <w:r>
+        <w:rPr>
+          <w:b w:val="0"/>
+          <w:sz w:val="22"/>
+        </w:rPr>
+        <w:t>A549 is routinely held at or below 0.5 percent DMSO and the solvent alone commonly kills above about 1 percent. On these figures the top dose sits at 4 percent, eight times the routine ceiling. The three doses that showed inhibition are exactly the three that exceeded the limit, and all three doses at or below the limit read above the untreated control.</w:t>
+      </w:r>
+    </w:p>
+    <w:p>
+      <w:pPr>
+        <w:spacing w:after="160"/>
+      </w:pPr>
+      <w:r>
+        <w:rPr>
+          <w:b w:val="0"/>
+          <w:sz w:val="22"/>
+        </w:rPr>
+        <w:t>The correlation between solvent fraction and viability is not the point, and it is not evidence that DMSO caused the effect. Solvent fraction is an exact linear function of dose in this design, so the two variables carry identical information and cannot be told apart by any analysis of this dataset. The observed inhibition is consistent with extract activity, with solvent toxicity, or with any mixture of the two.</w:t>
+      </w:r>
+    </w:p>
+    <w:p>
+      <w:pPr>
+        <w:spacing w:after="160"/>
+      </w:pPr>
+      <w:r>
+        <w:rPr>
+          <w:b w:val="0"/>
+          <w:sz w:val="22"/>
+        </w:rPr>
+        <w:t>Three questions resolve it. Was an intermediate dilution in medium used before dosing, because if so the real solvent fraction may be far lower and the concern mostly goes away. What was the final percentage by volume of DMSO in the top dose well. And can the vehicle control absorbances be supplied, given that the viability formula in the report names an average vehicle absorbance term while the raw data sheet carries only negative control and blank columns.</w:t>
+      </w:r>
+    </w:p>
+    <w:p>
+      <w:pPr>
+        <w:jc w:val="center"/>
+      </w:pPr>
+      <w:r>
+        <w:drawing>
+          <wp:inline xmlns:a="http://schemas.openxmlformats.org/drawingml/2006/main" xmlns:pic="http://schemas.openxmlformats.org/drawingml/2006/picture">
+            <wp:extent cx="5577840" cy="3542682"/>
+            <wp:docPr id="4" name="Picture 4"/>
+            <wp:cNvGraphicFramePr>
+              <a:graphicFrameLocks noChangeAspect="1"/>
+            </wp:cNvGraphicFramePr>
+            <a:graphic>
+              <a:graphicData uri="http://schemas.openxmlformats.org/drawingml/2006/picture">
+                <pic:pic>
+                  <pic:nvPicPr>
+                    <pic:cNvPr id="0" name="F4_solvent_confound.png"/>
+                    <pic:cNvPicPr/>
+                  </pic:nvPicPr>
+                  <pic:blipFill>
+                    <a:blip r:embed="rId12"/>
+                    <a:stretch>
+                      <a:fillRect/>
+                    </a:stretch>
+                  </pic:blipFill>
+                  <pic:spPr>
+                    <a:xfrm>
+                      <a:off x="0" y="0"/>
+                      <a:ext cx="5577840" cy="3542682"/>
+                    </a:xfrm>
+                    <a:prstGeom prst="rect"/>
+                  </pic:spPr>
+                </pic:pic>
+              </a:graphicData>
+            </a:graphic>
+          </wp:inline>
+        </w:drawing>
+      </w:r>
+    </w:p>
+    <w:p>
+      <w:pPr>
+        <w:spacing w:after="240"/>
+        <w:jc w:val="center"/>
+      </w:pPr>
+      <w:r>
+        <w:rPr>
+          <w:i/>
+          <w:sz w:val="18"/>
+        </w:rPr>
+        <w:t>Figure 4. Viability by dose, with the implied DMSO percentage printed inside each bar. Red bars exceed the routine A549 solvent ceiling of 0.5 percent.</w:t>
+      </w:r>
+    </w:p>
+    <w:p>
+      <w:pPr>
+        <w:pStyle w:val="Heading2"/>
+      </w:pPr>
+      <w:r>
         <w:t>The positive control ran weak</w:t>
       </w:r>
     </w:p>
@@ -1421,7 +1849,7 @@
           <w:b w:val="0"/>
           <w:sz w:val="22"/>
         </w:rPr>
-        <w:t>The treatment exposure time is not stated anywhere in the laboratory report. The document gives the seeding density, the adhesion period, and the MTT incubation, but not how long the cells sat with the extract before the dye went in. A short exposure would explain a weak doxorubicin result, and it would also mean the extract was given less time to act than published comparisons assume. This should be confirmed with the laboratory before the manuscript is finalised, because it changes how the potency compares to the literature.</w:t>
+        <w:t>The treatment exposure time is not stated anywhere in the laboratory report. The document gives the seeding density at 1.8 by ten to the fourth cells per well, an adhesion period of at least 24 hours, a 4 hour dye incubation, and a 1 hour solubilisation stand. The 4 hour figure is the formazan development step, since it is timed from the moment the dye solution was added to wells that already contained treated cells. What is missing is the gap between dosing and dye addition, which is the actual drug exposure and is normally 24, 48, or 72 hours. A short exposure would explain a weak doxorubicin result, and it would also mean the extract was given less time to act than published comparisons assume. This should be confirmed with the laboratory before the manuscript is finalised, because it changes how the potency compares to the literature.</w:t>
       </w:r>
     </w:p>
     <w:p>

--- a/results/VALIDATION_REPORT.docx
+++ b/results/VALIDATION_REPORT.docx
@@ -1857,7 +1857,7 @@
         <w:pStyle w:val="Heading2"/>
       </w:pPr>
       <w:r>
-        <w:t>One sentence in the laboratory report does not match its own table</w:t>
+        <w:t>One sentence in the laboratory report is ambiguous and should be reworded</w:t>
       </w:r>
     </w:p>
     <w:p>
@@ -1869,7 +1869,43 @@
           <w:b w:val="0"/>
           <w:sz w:val="22"/>
         </w:rPr>
-        <w:t>The analysis section states that the extract demonstrated inhibitory activity at below 50 micrograms per millilitre. The table on the previous page shows viability of 103.22 percent at 50, 107.32 at 25, and 120.30 at 12.5, all above the untreated control. The sentence looks like a leftover from a template. Worth querying so it does not get quoted into the manuscript.</w:t>
+        <w:t>The analysis section closes with the statement that the extract demonstrated inhibitory activity against A549 cells at less than 50 ug/ml. That sentence has two readings and they lead to opposite conclusions.</w:t>
+      </w:r>
+    </w:p>
+    <w:p>
+      <w:pPr>
+        <w:spacing w:after="160"/>
+      </w:pPr>
+      <w:r>
+        <w:rPr>
+          <w:b w:val="0"/>
+          <w:sz w:val="22"/>
+        </w:rPr>
+        <w:t>Read as a concentration, meaning inhibition occurred at doses below 50 micrograms per millilitre, it contradicts the table on the previous page, which shows viability of 103.22 percent at 50, 107.32 at 25, and 120.30 at 12.5, all above the untreated control.</w:t>
+      </w:r>
+    </w:p>
+    <w:p>
+      <w:pPr>
+        <w:spacing w:after="160"/>
+      </w:pPr>
+      <w:r>
+        <w:rPr>
+          <w:b w:val="0"/>
+          <w:sz w:val="22"/>
+        </w:rPr>
+        <w:t>Read as a percentage, meaning inhibition never exceeded 50 percent, it is correct. Inhibition is 100 minus viability, and the maximum reached anywhere in the run was 34.96 percent at the top dose. On that reading the printed unit is a typographical error for a percent sign.</w:t>
+      </w:r>
+    </w:p>
+    <w:p>
+      <w:pPr>
+        <w:spacing w:after="160"/>
+      </w:pPr>
+      <w:r>
+        <w:rPr>
+          <w:b w:val="0"/>
+          <w:sz w:val="22"/>
+        </w:rPr>
+        <w:t>The second reading is the more likely one and it fits the surrounding text, which is discussing the IC50 comparison. It also reinforces rather than softens the main conclusion, because inhibition never reaching 50 percent is precisely why the IC50 cannot be determined from this dose series. The wording still needs to be fixed before it enters the manuscript, since a reader who takes it literally will conclude the extract works at low dose, which the data does not support.</w:t>
       </w:r>
     </w:p>
     <w:p>
@@ -1913,7 +1949,7 @@
           <w:b w:val="0"/>
           <w:sz w:val="22"/>
         </w:rPr>
-        <w:t>Three things should change in the write up. The IC50 should be reported as greater than 400 micrograms per millilitre with the extrapolated figure shown separately and labelled. The claim of activity below 50 micrograms per millilitre should be removed. The absence of a vehicle control and a cell free interference control should be stated as limitations, since without them the above 100 percent readings at low dose cannot be explained.</w:t>
+        <w:t>Three things should change in the write up. The IC50 should be reported as greater than 400 micrograms per millilitre with the extrapolated figure shown separately and labelled. The sentence about activity at less than 50 ug/ml should be rewritten to say plainly that inhibition did not exceed 50 percent at any concentration tested. The absence of a vehicle control and a cell free interference control should be stated as limitations, since without them the above 100 percent readings at low dose cannot be explained.</w:t>
       </w:r>
     </w:p>
     <w:p>

--- a/results/VALIDATION_REPORT.docx
+++ b/results/VALIDATION_REPORT.docx
@@ -1857,7 +1857,7 @@
         <w:pStyle w:val="Heading2"/>
       </w:pPr>
       <w:r>
-        <w:t>One sentence in the laboratory report is ambiguous and should be reworded</w:t>
+        <w:t>One sentence in the laboratory analysis is not supported by the table</w:t>
       </w:r>
     </w:p>
     <w:p>
@@ -1869,7 +1869,7 @@
           <w:b w:val="0"/>
           <w:sz w:val="22"/>
         </w:rPr>
-        <w:t>The analysis section closes with the statement that the extract demonstrated inhibitory activity against A549 cells at less than 50 ug/ml. That sentence has two readings and they lead to opposite conclusions.</w:t>
+        <w:t>The analysis section closes with the statement that the extract demonstrated inhibitory activity against A549 cells at less than 50 ug/ml. As written, that is contradicted by the report's own Table 1. Inhibitory activity means viability below the untreated control. At 50, 25 and 12.5 micrograms per millilitre the measured viability was 103.22, 107.32 and 120.30 percent, all above it. Converted to inhibition those doses give minus 3.22, minus 7.32 and minus 20.30 percent, which is stimulation rather than inhibition.</w:t>
       </w:r>
     </w:p>
     <w:p>
@@ -1881,7 +1881,7 @@
           <w:b w:val="0"/>
           <w:sz w:val="22"/>
         </w:rPr>
-        <w:t>Read as a concentration, meaning inhibition occurred at doses below 50 micrograms per millilitre, it contradicts the table on the previous page, which shows viability of 103.22 percent at 50, 107.32 at 25, and 120.30 at 12.5, all above the untreated control.</w:t>
+        <w:t>The unit printed is ug/ml, and that unit is used as a concentration everywhere else in the document, including for every dose in the same table. The plain reading is therefore a concentration, and on that reading the claim fails.</w:t>
       </w:r>
     </w:p>
     <w:p>
@@ -1893,7 +1893,7 @@
           <w:b w:val="0"/>
           <w:sz w:val="22"/>
         </w:rPr>
-        <w:t>Read as a percentage, meaning inhibition never exceeded 50 percent, it is correct. Inhibition is 100 minus viability, and the maximum reached anywhere in the run was 34.96 percent at the top dose. On that reading the printed unit is a typographical error for a percent sign.</w:t>
+        <w:t>Two corrections would each make the sentence true, which is worth noting because it shows the problem is wording rather than a disagreement about the data. Changing the inequality to greater than 50 ug/ml is a single character and matches the result, since inhibition appears only at 100, 200 and 400 micrograms per millilitre. Reading the figure as a percentage instead, meaning inhibition never exceeded 50 percent, is also true, because the maximum reached anywhere was 34.96 percent, but that requires replacing the entire unit rather than one symbol.</w:t>
       </w:r>
     </w:p>
     <w:p>
@@ -1905,7 +1905,7 @@
           <w:b w:val="0"/>
           <w:sz w:val="22"/>
         </w:rPr>
-        <w:t>The second reading is the more likely one and it fits the surrounding text, which is discussing the IC50 comparison. It also reinforces rather than softens the main conclusion, because inhibition never reaching 50 percent is precisely why the IC50 cannot be determined from this dose series. The wording still needs to be fixed before it enters the manuscript, since a reader who takes it literally will conclude the extract works at low dose, which the data does not support.</w:t>
+        <w:t>That two different corrections both repair the sentence is the reason it cannot be left as an interpretation. The laboratory should state which was meant. Whichever it is, the underlying result is the same. Inhibition did not exceed 50 percent at any concentration tested, and no inhibition at all was observed below 100 micrograms per millilitre.</w:t>
       </w:r>
     </w:p>
     <w:p>
